--- a/pr-preview/pr-201/chapters/notation-tracked-changes.docx
+++ b/pr-preview/pr-201/chapters/notation-tracked-changes.docx
@@ -16,7 +16,7 @@
       </w:pPr>
       <w:del w:id="1" w:author="PR Preview" w:date="2026-01-01T00:00:00Z">
         <w:r>
-          <w:delText xml:space="preserve">Last modified: 2026-10-14 08:02:01 (PDT)</w:delText>
+          <w:delText xml:space="preserve">Last modified: 2026-10-16 04:14:45 (PDT)</w:delText>
         </w:r>
       </w:del>
     </w:p>
@@ -26,7 +26,7 @@
       </w:pPr>
       <w:ins w:id="2" w:author="PR Preview" w:date="2026-01-01T00:00:00Z">
         <w:r>
-          <w:t xml:space="preserve">Last modified: 2026-10-14 12:06:59 (PDT)</w:t>
+          <w:t xml:space="preserve">Last modified: 2026-10-16 04:17:08 (PDT)</w:t>
         </w:r>
       </w:ins>
     </w:p>
@@ -10032,6 +10032,18 @@
       <w:r>
         <w:t xml:space="preserve">.</w:t>
       </w:r>
+      <w:r>
+        <w:t xml:space="preserve"> </w:t>
+      </w:r>
+      <w:r>
+        <w:t xml:space="preserve">The only exception is a one-off symbol that fits no semantic category,</w:t>
+      </w:r>
+      <w:r>
+        <w:t xml:space="preserve"> </w:t>
+      </w:r>
+      <w:r>
+        <w:t xml:space="preserve">and the rule for Latin letters below says when that applies.</w:t>
+      </w:r>
     </w:p>
     <w:bookmarkStart w:id="38" w:name="exm-semantic-macro-name"/>
     <w:p>
@@ -10695,7 +10707,69 @@
         <w:pStyle w:val="BodyText"/>
       </w:pPr>
       <w:r>
-        <w:t xml:space="preserve">Latin letters with a fixed role follow the same rule.</w:t>
+        <w:t xml:space="preserve">Latin letters follow the same rule, with the same single exception for letters of either alphabet.</w:t>
+      </w:r>
+      <w:r>
+        <w:t xml:space="preserve"> </w:t>
+      </w:r>
+      <w:r>
+        <w:t xml:space="preserve">Outside a passage that discusses the notation itself,</w:t>
+      </w:r>
+      <w:r>
+        <w:t xml:space="preserve"> </w:t>
+      </w:r>
+      <w:r>
+        <w:t xml:space="preserve">do not write a literal Latin or Greek letter in a math expression.</w:t>
+      </w:r>
+      <w:r>
+        <w:t xml:space="preserve"> </w:t>
+      </w:r>
+      <w:r>
+        <w:t xml:space="preserve">The exception is a one-off symbol that fits no semantic category.</w:t>
+      </w:r>
+      <w:r>
+        <w:t xml:space="preserve"> </w:t>
+      </w:r>
+      <w:r>
+        <w:t xml:space="preserve">The shared macros already name outcome variables, covariates and generic parameters,</w:t>
+      </w:r>
+      <w:r>
+        <w:t xml:space="preserve"> </w:t>
+      </w:r>
+      <w:r>
+        <w:t xml:space="preserve">so a one-off should almost never be needed.</w:t>
+      </w:r>
+      <w:r>
+        <w:t xml:space="preserve"> </w:t>
+      </w:r>
+      <w:r>
+        <w:t xml:space="preserve">When a symbol has a category but no macro, add the macro to the shared file first.</w:t>
+      </w:r>
+      <w:r>
+        <w:t xml:space="preserve"> </w:t>
+      </w:r>
+      <w:r>
+        <w:t xml:space="preserve">New macros always go in the group’s shared macros repository,</w:t>
+      </w:r>
+      <w:r>
+        <w:t xml:space="preserve"> </w:t>
+      </w:r>
+      <w:r>
+        <w:t xml:space="preserve">never in a repository that applies them,</w:t>
+      </w:r>
+      <w:r>
+        <w:t xml:space="preserve"> </w:t>
+      </w:r>
+      <w:r>
+        <w:t xml:space="preserve">unless that repository explicitly overrides the default meaning of one specific macro.</w:t>
+      </w:r>
+    </w:p>
+    <w:p>
+      <w:pPr>
+        <w:pStyle w:val="BodyText"/>
+      </w:pPr>
+      <w:r>
+        <w:t xml:space="preserve">Latin letters with a fixed role show the rule.</w:t>
       </w:r>
       <w:r>
         <w:t xml:space="preserve"> </w:t>
@@ -11558,14 +11632,14 @@
     </w:p>
     <w:bookmarkEnd w:id="43"/>
     <w:bookmarkEnd w:id="44"/>
-    <w:bookmarkStart w:id="46" w:name="writing-dot-products"/>
+    <w:bookmarkStart w:id="47" w:name="making-expressions-concise"/>
     <w:p>
       <w:pPr>
         <w:pStyle w:val="Heading2"/>
       </w:pPr>
       <w:del w:id="203" w:author="PR Preview" w:date="2026-01-01T00:00:00Z">
         <w:r>
-          <w:delText xml:space="preserve">7 Writing dot products</w:delText>
+          <w:delText xml:space="preserve">7 Making expressions concise</w:delText>
         </w:r>
       </w:del>
     </w:p>
@@ -11575,7 +11649,296 @@
       </w:pPr>
       <w:ins w:id="204" w:author="PR Preview" w:date="2026-01-01T00:00:00Z">
         <w:r>
-          <w:t xml:space="preserve">8 Writing dot products</w:t>
+          <w:t xml:space="preserve">8 Making expressions concise</w:t>
+        </w:r>
+      </w:ins>
+    </w:p>
+    <w:p>
+      <w:pPr>
+        <w:pStyle w:val="FirstParagraph"/>
+      </w:pPr>
+      <w:r>
+        <w:t xml:space="preserve">Make each expression as concise as possible.</w:t>
+      </w:r>
+      <w:r>
+        <w:t xml:space="preserve"> </w:t>
+      </w:r>
+      <w:r>
+        <w:t xml:space="preserve">The less clutter an expression has, the easier it is to read.</w:t>
+      </w:r>
+      <w:r>
+        <w:t xml:space="preserve"> </w:t>
+      </w:r>
+      <w:r>
+        <w:t xml:space="preserve">This is one case of</w:t>
+      </w:r>
+      <w:r>
+        <w:t xml:space="preserve"> </w:t>
+      </w:r>
+      <w:hyperlink r:id="rId45">
+        <w:r>
+          <w:rPr>
+            <w:rStyle w:val="Hyperlink"/>
+          </w:rPr>
+          <w:t xml:space="preserve">building every unit from smaller atomic units</w:t>
+        </w:r>
+      </w:hyperlink>
+      <w:r>
+        <w:t xml:space="preserve">.</w:t>
+      </w:r>
+    </w:p>
+    <w:p>
+      <w:pPr>
+        <w:pStyle w:val="BodyText"/>
+      </w:pPr>
+      <w:r>
+        <w:t xml:space="preserve">Before you finish a definition, theorem or proof,</w:t>
+      </w:r>
+      <w:r>
+        <w:t xml:space="preserve"> </w:t>
+      </w:r>
+      <w:r>
+        <w:t xml:space="preserve">scan it for a sub-expression that is written out in full</w:t>
+      </w:r>
+      <w:r>
+        <w:t xml:space="preserve"> </w:t>
+      </w:r>
+      <w:r>
+        <w:t xml:space="preserve">more than once,</w:t>
+      </w:r>
+      <w:r>
+        <w:t xml:space="preserve"> </w:t>
+      </w:r>
+      <w:r>
+        <w:t xml:space="preserve">or that is a conceptually coherent chunk</w:t>
+      </w:r>
+      <w:r>
+        <w:t xml:space="preserve"> </w:t>
+      </w:r>
+      <w:r>
+        <w:t xml:space="preserve">even if it appears only once,</w:t>
+      </w:r>
+      <w:r>
+        <w:t xml:space="preserve"> </w:t>
+      </w:r>
+      <w:r>
+        <w:t xml:space="preserve">such as the prediction error (the fitted value minus the outcome)</w:t>
+      </w:r>
+      <w:r>
+        <w:t xml:space="preserve"> </w:t>
+      </w:r>
+      <w:r>
+        <w:t xml:space="preserve">or the loss of a prediction on one observation.</w:t>
+      </w:r>
+      <w:r>
+        <w:t xml:space="preserve"> </w:t>
+      </w:r>
+      <w:r>
+        <w:t xml:space="preserve">Give the chunk a name and a macro,</w:t>
+      </w:r>
+      <w:r>
+        <w:t xml:space="preserve"> </w:t>
+      </w:r>
+      <w:r>
+        <w:t xml:space="preserve">and write the macro everywhere the chunk appears.</w:t>
+      </w:r>
+    </w:p>
+    <w:bookmarkStart w:id="46" w:name="exm-concise-expression"/>
+    <w:p>
+      <w:pPr>
+        <w:pStyle w:val="BodyText"/>
+      </w:pPr>
+      <w:del w:id="205" w:author="PR Preview" w:date="2026-01-01T00:00:00Z">
+        <w:r>
+          <w:rPr>
+            <w:b/>
+            <w:bCs/>
+          </w:rPr>
+          <w:delText xml:space="preserve">Example 16 (Naming a repeated chunk)</w:delText>
+        </w:r>
+      </w:del>
+      <w:del w:id="206" w:author="PR Preview" w:date="2026-01-01T00:00:00Z">
+        <w:r>
+          <w:delText xml:space="preserve"> </w:delText>
+        </w:r>
+      </w:del>
+      <w:del w:id="207" w:author="PR Preview" w:date="2026-01-01T00:00:00Z">
+        <w:r>
+          <w:delText xml:space="preserve"> </w:delText>
+        </w:r>
+      </w:del>
+    </w:p>
+    <w:p>
+      <w:pPr>
+        <w:pStyle w:val="BodyText"/>
+      </w:pPr>
+      <w:ins w:id="208" w:author="PR Preview" w:date="2026-01-01T00:00:00Z">
+        <w:r>
+          <w:rPr>
+            <w:b/>
+            <w:bCs/>
+          </w:rPr>
+          <w:t xml:space="preserve">Example 17 (Naming a repeated chunk)</w:t>
+        </w:r>
+      </w:ins>
+      <w:ins w:id="209" w:author="PR Preview" w:date="2026-01-01T00:00:00Z">
+        <w:r>
+          <w:t xml:space="preserve"> </w:t>
+        </w:r>
+      </w:ins>
+      <w:ins w:id="210" w:author="PR Preview" w:date="2026-01-01T00:00:00Z">
+        <w:r>
+          <w:t xml:space="preserve"> </w:t>
+        </w:r>
+      </w:ins>
+    </w:p>
+    <w:p>
+      <w:pPr>
+        <w:pStyle w:val="BlockText"/>
+      </w:pPr>
+      <w:r>
+        <w:t xml:space="preserve">❌ Source:</w:t>
+      </w:r>
+      <w:r>
+        <w:t xml:space="preserve"> </w:t>
+      </w:r>
+      <w:r>
+        <w:rPr>
+          <w:rStyle w:val="VerbatimChar"/>
+        </w:rPr>
+        <w:t xml:space="preserve">The loss is $\frac{1}{n} \sum_{i=1}^n \paren{\eoutvar_i - \outvar_i}^2$, and its derivative is $\frac{2}{n} \sum_{i=1}^n \paren{\eoutvar_i - \outvar_i} \predvar_i$.</w:t>
+      </w:r>
+    </w:p>
+    <w:p>
+      <w:pPr>
+        <w:pStyle w:val="BlockText"/>
+      </w:pPr>
+      <w:r>
+        <w:t xml:space="preserve">✅ Source:</w:t>
+      </w:r>
+      <w:r>
+        <w:t xml:space="preserve"> </w:t>
+      </w:r>
+      <w:r>
+        <w:rPr>
+          <w:rStyle w:val="VerbatimChar"/>
+        </w:rPr>
+        <w:t xml:space="preserve">The loss is $\frac{1}{n} \sum_{i=1}^n \prederr_i^2$, and its derivative is $\frac{2}{n} \sum_{i=1}^n \prederr_i \predvar_i$.</w:t>
+      </w:r>
+    </w:p>
+    <w:p>
+      <w:pPr>
+        <w:pStyle w:val="FirstParagraph"/>
+      </w:pPr>
+      <w:r>
+        <w:t xml:space="preserve">Both versions print the same quantities.</w:t>
+      </w:r>
+      <w:r>
+        <w:t xml:space="preserve"> </w:t>
+      </w:r>
+      <w:r>
+        <w:t xml:space="preserve">The ❌ version writes the difference</w:t>
+      </w:r>
+      <w:r>
+        <w:t xml:space="preserve"> </w:t>
+      </w:r>
+      <w:r>
+        <w:rPr>
+          <w:rStyle w:val="VerbatimChar"/>
+        </w:rPr>
+        <w:t xml:space="preserve">\eoutvar_i - \outvar_i</w:t>
+      </w:r>
+      <w:r>
+        <w:t xml:space="preserve"> </w:t>
+      </w:r>
+      <w:r>
+        <w:t xml:space="preserve">out twice.</w:t>
+      </w:r>
+      <w:r>
+        <w:t xml:space="preserve"> </w:t>
+      </w:r>
+      <w:r>
+        <w:t xml:space="preserve">The ✅ version names it once, as the prediction error,</w:t>
+      </w:r>
+      <w:r>
+        <w:t xml:space="preserve"> </w:t>
+      </w:r>
+      <w:r>
+        <w:t xml:space="preserve">and each formula shows at a glance what it is built from.</w:t>
+      </w:r>
+    </w:p>
+    <w:bookmarkEnd w:id="46"/>
+    <w:p>
+      <w:pPr>
+        <w:pStyle w:val="BodyText"/>
+      </w:pPr>
+      <w:r>
+        <w:t xml:space="preserve">Add the macro to the shared macro file before you use it,</w:t>
+      </w:r>
+      <w:r>
+        <w:t xml:space="preserve"> </w:t>
+      </w:r>
+      <w:r>
+        <w:t xml:space="preserve">never as a local macro in one document</w:t>
+      </w:r>
+      <w:r>
+        <w:t xml:space="preserve"> </w:t>
+      </w:r>
+      <w:r>
+        <w:t xml:space="preserve">(see</w:t>
+      </w:r>
+      <w:r>
+        <w:t xml:space="preserve"> </w:t>
+      </w:r>
+      <w:hyperlink w:anchor="using-shared-macros">
+        <w:r>
+          <w:rPr>
+            <w:rStyle w:val="Hyperlink"/>
+          </w:rPr>
+          <w:t xml:space="preserve">Using shared macros</w:t>
+        </w:r>
+      </w:hyperlink>
+      <w:r>
+        <w:t xml:space="preserve">),</w:t>
+      </w:r>
+      <w:r>
+        <w:t xml:space="preserve"> </w:t>
+      </w:r>
+      <w:r>
+        <w:t xml:space="preserve">and record its meaning in that file’s</w:t>
+      </w:r>
+      <w:r>
+        <w:t xml:space="preserve"> </w:t>
+      </w:r>
+      <w:r>
+        <w:rPr>
+          <w:rStyle w:val="VerbatimChar"/>
+        </w:rPr>
+        <w:t xml:space="preserve">interpretations.tsv</w:t>
+      </w:r>
+      <w:r>
+        <w:t xml:space="preserve">.</w:t>
+      </w:r>
+    </w:p>
+    <w:bookmarkEnd w:id="47"/>
+    <w:bookmarkStart w:id="49" w:name="writing-dot-products"/>
+    <w:p>
+      <w:pPr>
+        <w:pStyle w:val="Heading2"/>
+      </w:pPr>
+      <w:del w:id="211" w:author="PR Preview" w:date="2026-01-01T00:00:00Z">
+        <w:r>
+          <w:delText xml:space="preserve">8 Writing dot products</w:delText>
+        </w:r>
+      </w:del>
+    </w:p>
+    <w:p>
+      <w:pPr>
+        <w:pStyle w:val="Heading2"/>
+      </w:pPr>
+      <w:ins w:id="212" w:author="PR Preview" w:date="2026-01-01T00:00:00Z">
+        <w:r>
+          <w:t xml:space="preserve">9 Writing dot products</w:t>
         </w:r>
       </w:ins>
     </w:p>
@@ -11743,26 +12106,26 @@
         <w:t xml:space="preserve">and to work out that the result is a single number.</w:t>
       </w:r>
     </w:p>
-    <w:bookmarkStart w:id="45" w:name="exm-dot-product"/>
+    <w:bookmarkStart w:id="48" w:name="exm-dot-product"/>
     <w:p>
       <w:pPr>
         <w:pStyle w:val="BodyText"/>
       </w:pPr>
-      <w:del w:id="205" w:author="PR Preview" w:date="2026-01-01T00:00:00Z">
+      <w:del w:id="213" w:author="PR Preview" w:date="2026-01-01T00:00:00Z">
         <w:r>
           <w:rPr>
             <w:b/>
             <w:bCs/>
           </w:rPr>
-          <w:delText xml:space="preserve">Example 16 (Writing a dot product)</w:delText>
+          <w:delText xml:space="preserve">Example 17 (Writing a dot product)</w:delText>
         </w:r>
       </w:del>
-      <w:del w:id="206" w:author="PR Preview" w:date="2026-01-01T00:00:00Z">
+      <w:del w:id="214" w:author="PR Preview" w:date="2026-01-01T00:00:00Z">
         <w:r>
           <w:delText xml:space="preserve"> </w:delText>
         </w:r>
       </w:del>
-      <w:del w:id="207" w:author="PR Preview" w:date="2026-01-01T00:00:00Z">
+      <w:del w:id="215" w:author="PR Preview" w:date="2026-01-01T00:00:00Z">
         <w:r>
           <w:delText xml:space="preserve"> </w:delText>
         </w:r>
@@ -11772,21 +12135,21 @@
       <w:pPr>
         <w:pStyle w:val="BodyText"/>
       </w:pPr>
-      <w:ins w:id="208" w:author="PR Preview" w:date="2026-01-01T00:00:00Z">
+      <w:ins w:id="216" w:author="PR Preview" w:date="2026-01-01T00:00:00Z">
         <w:r>
           <w:rPr>
             <w:b/>
             <w:bCs/>
           </w:rPr>
-          <w:t xml:space="preserve">Example 17 (Writing a dot product)</w:t>
-        </w:r>
-      </w:ins>
-      <w:ins w:id="209" w:author="PR Preview" w:date="2026-01-01T00:00:00Z">
+          <w:t xml:space="preserve">Example 18 (Writing a dot product)</w:t>
+        </w:r>
+      </w:ins>
+      <w:ins w:id="217" w:author="PR Preview" w:date="2026-01-01T00:00:00Z">
         <w:r>
           <w:t xml:space="preserve"> </w:t>
         </w:r>
       </w:ins>
-      <w:ins w:id="210" w:author="PR Preview" w:date="2026-01-01T00:00:00Z">
+      <w:ins w:id="218" w:author="PR Preview" w:date="2026-01-01T00:00:00Z">
         <w:r>
           <w:t xml:space="preserve"> </w:t>
         </w:r>
@@ -12002,7 +12365,7 @@
         <w:t xml:space="preserve">.</w:t>
       </w:r>
     </w:p>
-    <w:bookmarkEnd w:id="45"/>
+    <w:bookmarkEnd w:id="48"/>
     <w:p>
       <w:pPr>
         <w:pStyle w:val="BodyText"/>
@@ -12161,15 +12524,15 @@
         <w:t xml:space="preserve">such as a definition of an inner product space.</w:t>
       </w:r>
     </w:p>
-    <w:bookmarkEnd w:id="46"/>
-    <w:bookmarkStart w:id="49" w:name="writing-out-notational-shorthands"/>
+    <w:bookmarkEnd w:id="49"/>
+    <w:bookmarkStart w:id="52" w:name="writing-out-notational-shorthands"/>
     <w:p>
       <w:pPr>
         <w:pStyle w:val="Heading2"/>
       </w:pPr>
-      <w:del w:id="211" w:author="PR Preview" w:date="2026-01-01T00:00:00Z">
-        <w:r>
-          <w:delText xml:space="preserve">8 Writing out notational shorthands</w:delText>
+      <w:del w:id="219" w:author="PR Preview" w:date="2026-01-01T00:00:00Z">
+        <w:r>
+          <w:delText xml:space="preserve">9 Writing out notational shorthands</w:delText>
         </w:r>
       </w:del>
     </w:p>
@@ -12177,9 +12540,9 @@
       <w:pPr>
         <w:pStyle w:val="Heading2"/>
       </w:pPr>
-      <w:ins w:id="212" w:author="PR Preview" w:date="2026-01-01T00:00:00Z">
-        <w:r>
-          <w:t xml:space="preserve">9 Writing out notational shorthands</w:t>
+      <w:ins w:id="220" w:author="PR Preview" w:date="2026-01-01T00:00:00Z">
+        <w:r>
+          <w:t xml:space="preserve">10 Writing out notational shorthands</w:t>
         </w:r>
       </w:ins>
     </w:p>
@@ -12613,7 +12976,7 @@
       <w:r>
         <w:t xml:space="preserve"> </w:t>
       </w:r>
-      <w:hyperlink r:id="rId47">
+      <w:hyperlink r:id="rId50">
         <w:r>
           <w:rPr>
             <w:rStyle w:val="Hyperlink"/>
@@ -12654,31 +13017,31 @@
         <w:t xml:space="preserve">catalogs common shorthands and their full forms.</w:t>
       </w:r>
     </w:p>
-    <w:bookmarkStart w:id="48" w:name="exm-notational-shorthand"/>
+    <w:bookmarkStart w:id="51" w:name="exm-notational-shorthand"/>
     <w:p>
       <w:pPr>
         <w:pStyle w:val="BodyText"/>
       </w:pPr>
-      <w:del w:id="213" w:author="PR Preview" w:date="2026-01-01T00:00:00Z">
+      <w:del w:id="221" w:author="PR Preview" w:date="2026-01-01T00:00:00Z">
         <w:r>
           <w:rPr>
             <w:b/>
             <w:bCs/>
           </w:rPr>
-          <w:delText xml:space="preserve">Example 17 (Writing out the limits of a sum and the range of an index)</w:delText>
+          <w:delText xml:space="preserve">Example 18 (Writing out the limits of a sum and the range of an index)</w:delText>
         </w:r>
       </w:del>
-      <w:del w:id="214" w:author="PR Preview" w:date="2026-01-01T00:00:00Z">
+      <w:del w:id="222" w:author="PR Preview" w:date="2026-01-01T00:00:00Z">
         <w:r>
           <w:delText xml:space="preserve"> </w:delText>
         </w:r>
       </w:del>
-      <w:del w:id="215" w:author="PR Preview" w:date="2026-01-01T00:00:00Z">
+      <w:del w:id="223" w:author="PR Preview" w:date="2026-01-01T00:00:00Z">
         <w:r>
           <w:delText xml:space="preserve">For a discrete random variable</w:delText>
         </w:r>
       </w:del>
-      <w:del w:id="216" w:author="PR Preview" w:date="2026-01-01T00:00:00Z">
+      <w:del w:id="224" w:author="PR Preview" w:date="2026-01-01T00:00:00Z">
         <w:r>
           <w:delText xml:space="preserve"> </w:delText>
         </w:r>
@@ -12688,7 +13051,7 @@
           <m:t>X</m:t>
         </m:r>
       </m:oMath>
-      <w:del w:id="217" w:author="PR Preview" w:date="2026-01-01T00:00:00Z">
+      <w:del w:id="225" w:author="PR Preview" w:date="2026-01-01T00:00:00Z">
         <w:r>
           <w:delText xml:space="preserve">:</w:delText>
         </w:r>
@@ -12698,26 +13061,26 @@
       <w:pPr>
         <w:pStyle w:val="BodyText"/>
       </w:pPr>
-      <w:ins w:id="218" w:author="PR Preview" w:date="2026-01-01T00:00:00Z">
+      <w:ins w:id="226" w:author="PR Preview" w:date="2026-01-01T00:00:00Z">
         <w:r>
           <w:rPr>
             <w:b/>
             <w:bCs/>
           </w:rPr>
-          <w:t xml:space="preserve">Example 18 (Writing out the limits of a sum and the range of an index)</w:t>
-        </w:r>
-      </w:ins>
-      <w:ins w:id="219" w:author="PR Preview" w:date="2026-01-01T00:00:00Z">
+          <w:t xml:space="preserve">Example 19 (Writing out the limits of a sum and the range of an index)</w:t>
+        </w:r>
+      </w:ins>
+      <w:ins w:id="227" w:author="PR Preview" w:date="2026-01-01T00:00:00Z">
         <w:r>
           <w:t xml:space="preserve"> </w:t>
         </w:r>
       </w:ins>
-      <w:ins w:id="220" w:author="PR Preview" w:date="2026-01-01T00:00:00Z">
+      <w:ins w:id="228" w:author="PR Preview" w:date="2026-01-01T00:00:00Z">
         <w:r>
           <w:t xml:space="preserve">For a discrete random variable</w:t>
         </w:r>
       </w:ins>
-      <w:ins w:id="221" w:author="PR Preview" w:date="2026-01-01T00:00:00Z">
+      <w:ins w:id="229" w:author="PR Preview" w:date="2026-01-01T00:00:00Z">
         <w:r>
           <w:t xml:space="preserve"> </w:t>
         </w:r>
@@ -12727,7 +13090,7 @@
           <m:t>X</m:t>
         </m:r>
       </m:oMath>
-      <w:ins w:id="222" w:author="PR Preview" w:date="2026-01-01T00:00:00Z">
+      <w:ins w:id="230" w:author="PR Preview" w:date="2026-01-01T00:00:00Z">
         <w:r>
           <w:t xml:space="preserve">:</w:t>
         </w:r>
@@ -13270,8 +13633,1175 @@
         <w:t xml:space="preserve">observations.</w:t>
       </w:r>
     </w:p>
-    <w:bookmarkEnd w:id="48"/>
-    <w:bookmarkEnd w:id="49"/>
+    <w:bookmarkEnd w:id="51"/>
+    <w:bookmarkEnd w:id="52"/>
+    <w:bookmarkStart w:id="54" w:name="stating-assumptions-before-using-them"/>
+    <w:p>
+      <w:pPr>
+        <w:pStyle w:val="Heading2"/>
+      </w:pPr>
+      <w:del w:id="231" w:author="PR Preview" w:date="2026-01-01T00:00:00Z">
+        <w:r>
+          <w:delText xml:space="preserve">10 Stating assumptions before using them</w:delText>
+        </w:r>
+      </w:del>
+    </w:p>
+    <w:p>
+      <w:pPr>
+        <w:pStyle w:val="Heading2"/>
+      </w:pPr>
+      <w:ins w:id="232" w:author="PR Preview" w:date="2026-01-01T00:00:00Z">
+        <w:r>
+          <w:t xml:space="preserve">11 Stating assumptions before using them</w:t>
+        </w:r>
+      </w:ins>
+    </w:p>
+    <w:p>
+      <w:pPr>
+        <w:pStyle w:val="FirstParagraph"/>
+      </w:pPr>
+      <w:r>
+        <w:t xml:space="preserve">State each assumption before the step that uses it.</w:t>
+      </w:r>
+      <w:r>
+        <w:t xml:space="preserve"> </w:t>
+      </w:r>
+      <w:r>
+        <w:t xml:space="preserve">A reader processes a derivation line by line,</w:t>
+      </w:r>
+      <w:r>
+        <w:t xml:space="preserve"> </w:t>
+      </w:r>
+      <w:r>
+        <w:t xml:space="preserve">and a condition that arrives after the line it governs</w:t>
+      </w:r>
+      <w:r>
+        <w:t xml:space="preserve"> </w:t>
+      </w:r>
+      <w:r>
+        <w:t xml:space="preserve">forces them to go back and reread that line with the condition in mind.</w:t>
+      </w:r>
+      <w:r>
+        <w:t xml:space="preserve"> </w:t>
+      </w:r>
+      <w:r>
+        <w:t xml:space="preserve">A first-time reader may not realize the line was incomplete,</w:t>
+      </w:r>
+      <w:r>
+        <w:t xml:space="preserve"> </w:t>
+      </w:r>
+      <w:r>
+        <w:t xml:space="preserve">and may conclude that the step is wrong or unjustified.</w:t>
+      </w:r>
+    </w:p>
+    <w:p>
+      <w:pPr>
+        <w:pStyle w:val="BodyText"/>
+      </w:pPr>
+      <w:r>
+        <w:t xml:space="preserve">This covers every kind of condition:</w:t>
+      </w:r>
+    </w:p>
+    <w:p>
+      <w:pPr>
+        <w:pStyle w:val="Compact"/>
+        <w:numPr>
+          <w:ilvl w:val="0"/>
+          <w:numId w:val="1012"/>
+        </w:numPr>
+      </w:pPr>
+      <w:r>
+        <w:t xml:space="preserve">a restriction on a variable (</w:t>
+      </w:r>
+      <w:r>
+        <w:t xml:space="preserve">“for</w:t>
+      </w:r>
+      <w:r>
+        <w:t xml:space="preserve"> </w:t>
+      </w:r>
+      <m:oMath>
+        <m:r>
+          <m:t>x</m:t>
+        </m:r>
+        <m:r>
+          <m:rPr>
+            <m:sty m:val="p"/>
+          </m:rPr>
+          <m:t>≠</m:t>
+        </m:r>
+        <m:r>
+          <m:t>2</m:t>
+        </m:r>
+      </m:oMath>
+      <w:r>
+        <w:t xml:space="preserve">”</w:t>
+      </w:r>
+      <w:r>
+        <w:t xml:space="preserve">);</w:t>
+      </w:r>
+    </w:p>
+    <w:p>
+      <w:pPr>
+        <w:pStyle w:val="Compact"/>
+        <w:numPr>
+          <w:ilvl w:val="0"/>
+          <w:numId w:val="1012"/>
+        </w:numPr>
+      </w:pPr>
+      <w:r>
+        <w:t xml:space="preserve">a hypothesis of a theorem;</w:t>
+      </w:r>
+    </w:p>
+    <w:p>
+      <w:pPr>
+        <w:pStyle w:val="Compact"/>
+        <w:numPr>
+          <w:ilvl w:val="0"/>
+          <w:numId w:val="1012"/>
+        </w:numPr>
+      </w:pPr>
+      <w:r>
+        <w:t xml:space="preserve">a case split;</w:t>
+      </w:r>
+    </w:p>
+    <w:p>
+      <w:pPr>
+        <w:pStyle w:val="Compact"/>
+        <w:numPr>
+          <w:ilvl w:val="0"/>
+          <w:numId w:val="1012"/>
+        </w:numPr>
+      </w:pPr>
+      <w:r>
+        <w:t xml:space="preserve">a fact that a step relies on.</w:t>
+      </w:r>
+    </w:p>
+    <w:p>
+      <w:pPr>
+        <w:pStyle w:val="FirstParagraph"/>
+      </w:pPr>
+      <w:r>
+        <w:t xml:space="preserve">Introduce the variable and its constraint together,</w:t>
+      </w:r>
+      <w:r>
+        <w:t xml:space="preserve"> </w:t>
+      </w:r>
+      <w:r>
+        <w:t xml:space="preserve">as in</w:t>
+      </w:r>
+      <w:r>
+        <w:t xml:space="preserve"> </w:t>
+      </w:r>
+      <w:r>
+        <w:t xml:space="preserve">“let</w:t>
+      </w:r>
+      <w:r>
+        <w:t xml:space="preserve"> </w:t>
+      </w:r>
+      <m:oMath>
+        <m:r>
+          <m:t>x</m:t>
+        </m:r>
+        <m:r>
+          <m:rPr>
+            <m:sty m:val="p"/>
+          </m:rPr>
+          <m:t>≠</m:t>
+        </m:r>
+        <m:r>
+          <m:t>2</m:t>
+        </m:r>
+      </m:oMath>
+      <w:r>
+        <w:t xml:space="preserve">”</w:t>
+      </w:r>
+      <w:r>
+        <w:t xml:space="preserve">,</w:t>
+      </w:r>
+      <w:r>
+        <w:t xml:space="preserve"> </w:t>
+      </w:r>
+      <w:r>
+        <w:t xml:space="preserve">then write the steps that need the constraint.</w:t>
+      </w:r>
+      <w:r>
+        <w:t xml:space="preserve"> </w:t>
+      </w:r>
+      <w:r>
+        <w:t xml:space="preserve">When a step uses a fact proved earlier,</w:t>
+      </w:r>
+      <w:r>
+        <w:t xml:space="preserve"> </w:t>
+      </w:r>
+      <w:r>
+        <w:t xml:space="preserve">cite it in the justification on that line.</w:t>
+      </w:r>
+    </w:p>
+    <w:bookmarkStart w:id="53" w:name="exm-assumptions-first"/>
+    <w:p>
+      <w:pPr>
+        <w:pStyle w:val="BodyText"/>
+      </w:pPr>
+      <w:del w:id="233" w:author="PR Preview" w:date="2026-01-01T00:00:00Z">
+        <w:r>
+          <w:rPr>
+            <w:b/>
+            <w:bCs/>
+          </w:rPr>
+          <w:delText xml:space="preserve">Example 19 (Stating the restriction on</w:delText>
+        </w:r>
+      </w:del>
+      <w:del w:id="234" w:author="PR Preview" w:date="2026-01-01T00:00:00Z">
+        <w:r>
+          <w:rPr>
+            <w:b/>
+            <w:bCs/>
+          </w:rPr>
+          <w:delText xml:space="preserve"> </w:delText>
+        </w:r>
+      </w:del>
+      <m:oMath>
+        <m:r>
+          <m:t>x</m:t>
+        </m:r>
+      </m:oMath>
+      <w:del w:id="235" w:author="PR Preview" w:date="2026-01-01T00:00:00Z">
+        <w:r>
+          <w:rPr>
+            <w:b/>
+            <w:bCs/>
+          </w:rPr>
+          <w:delText xml:space="preserve"> </w:delText>
+        </w:r>
+      </w:del>
+      <w:del w:id="236" w:author="PR Preview" w:date="2026-01-01T00:00:00Z">
+        <w:r>
+          <w:rPr>
+            <w:b/>
+            <w:bCs/>
+          </w:rPr>
+          <w:delText xml:space="preserve">before using it)</w:delText>
+        </w:r>
+      </w:del>
+      <w:del w:id="237" w:author="PR Preview" w:date="2026-01-01T00:00:00Z">
+        <w:r>
+          <w:delText xml:space="preserve"> </w:delText>
+        </w:r>
+      </w:del>
+      <w:del w:id="238" w:author="PR Preview" w:date="2026-01-01T00:00:00Z">
+        <w:r>
+          <w:delText xml:space="preserve">To show that</w:delText>
+        </w:r>
+      </w:del>
+      <w:del w:id="239" w:author="PR Preview" w:date="2026-01-01T00:00:00Z">
+        <w:r>
+          <w:delText xml:space="preserve"> </w:delText>
+        </w:r>
+      </w:del>
+      <m:oMath>
+        <m:r>
+          <m:t>x</m:t>
+        </m:r>
+        <m:r>
+          <m:rPr>
+            <m:sty m:val="p"/>
+          </m:rPr>
+          <m:t>=</m:t>
+        </m:r>
+        <m:r>
+          <m:t>2</m:t>
+        </m:r>
+      </m:oMath>
+      <w:del w:id="240" w:author="PR Preview" w:date="2026-01-01T00:00:00Z">
+        <w:r>
+          <w:delText xml:space="preserve"> </w:delText>
+        </w:r>
+      </w:del>
+      <w:del w:id="241" w:author="PR Preview" w:date="2026-01-01T00:00:00Z">
+        <w:r>
+          <w:delText xml:space="preserve">is a strict local minimizer of</w:delText>
+        </w:r>
+      </w:del>
+      <w:del w:id="242" w:author="PR Preview" w:date="2026-01-01T00:00:00Z">
+        <w:r>
+          <w:delText xml:space="preserve"> </w:delText>
+        </w:r>
+      </w:del>
+      <m:oMath>
+        <m:r>
+          <m:t>f</m:t>
+        </m:r>
+        <m:r>
+          <m:rPr>
+            <m:sty m:val="p"/>
+          </m:rPr>
+          <m:t>(</m:t>
+        </m:r>
+        <m:r>
+          <m:t>x</m:t>
+        </m:r>
+        <m:r>
+          <m:rPr>
+            <m:sty m:val="p"/>
+          </m:rPr>
+          <m:t>)</m:t>
+        </m:r>
+        <m:r>
+          <m:rPr>
+            <m:sty m:val="p"/>
+          </m:rPr>
+          <m:t>=</m:t>
+        </m:r>
+        <m:r>
+          <m:rPr>
+            <m:sty m:val="p"/>
+          </m:rPr>
+          <m:t>(</m:t>
+        </m:r>
+        <m:r>
+          <m:t>x</m:t>
+        </m:r>
+        <m:r>
+          <m:rPr>
+            <m:sty m:val="p"/>
+          </m:rPr>
+          <m:t>−</m:t>
+        </m:r>
+        <m:r>
+          <m:t>2</m:t>
+        </m:r>
+        <m:sSup>
+          <m:e>
+            <m:r>
+              <m:rPr>
+                <m:sty m:val="p"/>
+              </m:rPr>
+              <m:t>)</m:t>
+            </m:r>
+          </m:e>
+          <m:sup>
+            <m:r>
+              <m:t>2</m:t>
+            </m:r>
+          </m:sup>
+        </m:sSup>
+      </m:oMath>
+      <w:del w:id="243" w:author="PR Preview" w:date="2026-01-01T00:00:00Z">
+        <w:r>
+          <w:delText xml:space="preserve">,</w:delText>
+        </w:r>
+      </w:del>
+      <w:del w:id="244" w:author="PR Preview" w:date="2026-01-01T00:00:00Z">
+        <w:r>
+          <w:delText xml:space="preserve"> </w:delText>
+        </w:r>
+      </w:del>
+      <w:del w:id="245" w:author="PR Preview" w:date="2026-01-01T00:00:00Z">
+        <w:r>
+          <w:delText xml:space="preserve">we show that</w:delText>
+        </w:r>
+      </w:del>
+      <w:del w:id="246" w:author="PR Preview" w:date="2026-01-01T00:00:00Z">
+        <w:r>
+          <w:delText xml:space="preserve"> </w:delText>
+        </w:r>
+      </w:del>
+      <m:oMath>
+        <m:r>
+          <m:t>f</m:t>
+        </m:r>
+        <m:r>
+          <m:rPr>
+            <m:sty m:val="p"/>
+          </m:rPr>
+          <m:t>(</m:t>
+        </m:r>
+        <m:r>
+          <m:t>x</m:t>
+        </m:r>
+        <m:r>
+          <m:rPr>
+            <m:sty m:val="p"/>
+          </m:rPr>
+          <m:t>)</m:t>
+        </m:r>
+        <m:r>
+          <m:rPr>
+            <m:sty m:val="p"/>
+          </m:rPr>
+          <m:t>&gt;</m:t>
+        </m:r>
+        <m:r>
+          <m:t>f</m:t>
+        </m:r>
+        <m:r>
+          <m:rPr>
+            <m:sty m:val="p"/>
+          </m:rPr>
+          <m:t>(</m:t>
+        </m:r>
+        <m:r>
+          <m:t>2</m:t>
+        </m:r>
+        <m:r>
+          <m:rPr>
+            <m:sty m:val="p"/>
+          </m:rPr>
+          <m:t>)</m:t>
+        </m:r>
+      </m:oMath>
+      <w:del w:id="247" w:author="PR Preview" w:date="2026-01-01T00:00:00Z">
+        <w:r>
+          <w:delText xml:space="preserve"> </w:delText>
+        </w:r>
+      </w:del>
+      <w:del w:id="248" w:author="PR Preview" w:date="2026-01-01T00:00:00Z">
+        <w:r>
+          <w:delText xml:space="preserve">for every</w:delText>
+        </w:r>
+      </w:del>
+      <w:del w:id="249" w:author="PR Preview" w:date="2026-01-01T00:00:00Z">
+        <w:r>
+          <w:delText xml:space="preserve"> </w:delText>
+        </w:r>
+      </w:del>
+      <m:oMath>
+        <m:r>
+          <m:t>x</m:t>
+        </m:r>
+      </m:oMath>
+      <w:del w:id="250" w:author="PR Preview" w:date="2026-01-01T00:00:00Z">
+        <w:r>
+          <w:delText xml:space="preserve"> </w:delText>
+        </w:r>
+      </w:del>
+      <w:del w:id="251" w:author="PR Preview" w:date="2026-01-01T00:00:00Z">
+        <w:r>
+          <w:delText xml:space="preserve">near 2 other than 2 itself.</w:delText>
+        </w:r>
+      </w:del>
+    </w:p>
+    <w:p>
+      <w:pPr>
+        <w:pStyle w:val="BodyText"/>
+      </w:pPr>
+      <w:ins w:id="252" w:author="PR Preview" w:date="2026-01-01T00:00:00Z">
+        <w:r>
+          <w:rPr>
+            <w:b/>
+            <w:bCs/>
+          </w:rPr>
+          <w:t xml:space="preserve">Example 20 (Stating the restriction on</w:t>
+        </w:r>
+      </w:ins>
+      <w:ins w:id="253" w:author="PR Preview" w:date="2026-01-01T00:00:00Z">
+        <w:r>
+          <w:rPr>
+            <w:b/>
+            <w:bCs/>
+          </w:rPr>
+          <w:t xml:space="preserve"> </w:t>
+        </w:r>
+      </w:ins>
+      <m:oMath>
+        <m:r>
+          <m:t>x</m:t>
+        </m:r>
+      </m:oMath>
+      <w:ins w:id="254" w:author="PR Preview" w:date="2026-01-01T00:00:00Z">
+        <w:r>
+          <w:rPr>
+            <w:b/>
+            <w:bCs/>
+          </w:rPr>
+          <w:t xml:space="preserve"> </w:t>
+        </w:r>
+      </w:ins>
+      <w:ins w:id="255" w:author="PR Preview" w:date="2026-01-01T00:00:00Z">
+        <w:r>
+          <w:rPr>
+            <w:b/>
+            <w:bCs/>
+          </w:rPr>
+          <w:t xml:space="preserve">before using it)</w:t>
+        </w:r>
+      </w:ins>
+      <w:ins w:id="256" w:author="PR Preview" w:date="2026-01-01T00:00:00Z">
+        <w:r>
+          <w:t xml:space="preserve"> </w:t>
+        </w:r>
+      </w:ins>
+      <w:ins w:id="257" w:author="PR Preview" w:date="2026-01-01T00:00:00Z">
+        <w:r>
+          <w:t xml:space="preserve">To show that</w:t>
+        </w:r>
+      </w:ins>
+      <w:ins w:id="258" w:author="PR Preview" w:date="2026-01-01T00:00:00Z">
+        <w:r>
+          <w:t xml:space="preserve"> </w:t>
+        </w:r>
+      </w:ins>
+      <m:oMath>
+        <m:r>
+          <m:t>x</m:t>
+        </m:r>
+        <m:r>
+          <m:rPr>
+            <m:sty m:val="p"/>
+          </m:rPr>
+          <m:t>=</m:t>
+        </m:r>
+        <m:r>
+          <m:t>2</m:t>
+        </m:r>
+      </m:oMath>
+      <w:ins w:id="259" w:author="PR Preview" w:date="2026-01-01T00:00:00Z">
+        <w:r>
+          <w:t xml:space="preserve"> </w:t>
+        </w:r>
+      </w:ins>
+      <w:ins w:id="260" w:author="PR Preview" w:date="2026-01-01T00:00:00Z">
+        <w:r>
+          <w:t xml:space="preserve">is a strict local minimizer of</w:t>
+        </w:r>
+      </w:ins>
+      <w:ins w:id="261" w:author="PR Preview" w:date="2026-01-01T00:00:00Z">
+        <w:r>
+          <w:t xml:space="preserve"> </w:t>
+        </w:r>
+      </w:ins>
+      <m:oMath>
+        <m:r>
+          <m:t>f</m:t>
+        </m:r>
+        <m:r>
+          <m:rPr>
+            <m:sty m:val="p"/>
+          </m:rPr>
+          <m:t>(</m:t>
+        </m:r>
+        <m:r>
+          <m:t>x</m:t>
+        </m:r>
+        <m:r>
+          <m:rPr>
+            <m:sty m:val="p"/>
+          </m:rPr>
+          <m:t>)</m:t>
+        </m:r>
+        <m:r>
+          <m:rPr>
+            <m:sty m:val="p"/>
+          </m:rPr>
+          <m:t>=</m:t>
+        </m:r>
+        <m:r>
+          <m:rPr>
+            <m:sty m:val="p"/>
+          </m:rPr>
+          <m:t>(</m:t>
+        </m:r>
+        <m:r>
+          <m:t>x</m:t>
+        </m:r>
+        <m:r>
+          <m:rPr>
+            <m:sty m:val="p"/>
+          </m:rPr>
+          <m:t>−</m:t>
+        </m:r>
+        <m:r>
+          <m:t>2</m:t>
+        </m:r>
+        <m:sSup>
+          <m:e>
+            <m:r>
+              <m:rPr>
+                <m:sty m:val="p"/>
+              </m:rPr>
+              <m:t>)</m:t>
+            </m:r>
+          </m:e>
+          <m:sup>
+            <m:r>
+              <m:t>2</m:t>
+            </m:r>
+          </m:sup>
+        </m:sSup>
+      </m:oMath>
+      <w:ins w:id="262" w:author="PR Preview" w:date="2026-01-01T00:00:00Z">
+        <w:r>
+          <w:t xml:space="preserve">,</w:t>
+        </w:r>
+      </w:ins>
+      <w:ins w:id="263" w:author="PR Preview" w:date="2026-01-01T00:00:00Z">
+        <w:r>
+          <w:t xml:space="preserve"> </w:t>
+        </w:r>
+      </w:ins>
+      <w:ins w:id="264" w:author="PR Preview" w:date="2026-01-01T00:00:00Z">
+        <w:r>
+          <w:t xml:space="preserve">we show that</w:t>
+        </w:r>
+      </w:ins>
+      <w:ins w:id="265" w:author="PR Preview" w:date="2026-01-01T00:00:00Z">
+        <w:r>
+          <w:t xml:space="preserve"> </w:t>
+        </w:r>
+      </w:ins>
+      <m:oMath>
+        <m:r>
+          <m:t>f</m:t>
+        </m:r>
+        <m:r>
+          <m:rPr>
+            <m:sty m:val="p"/>
+          </m:rPr>
+          <m:t>(</m:t>
+        </m:r>
+        <m:r>
+          <m:t>x</m:t>
+        </m:r>
+        <m:r>
+          <m:rPr>
+            <m:sty m:val="p"/>
+          </m:rPr>
+          <m:t>)</m:t>
+        </m:r>
+        <m:r>
+          <m:rPr>
+            <m:sty m:val="p"/>
+          </m:rPr>
+          <m:t>&gt;</m:t>
+        </m:r>
+        <m:r>
+          <m:t>f</m:t>
+        </m:r>
+        <m:r>
+          <m:rPr>
+            <m:sty m:val="p"/>
+          </m:rPr>
+          <m:t>(</m:t>
+        </m:r>
+        <m:r>
+          <m:t>2</m:t>
+        </m:r>
+        <m:r>
+          <m:rPr>
+            <m:sty m:val="p"/>
+          </m:rPr>
+          <m:t>)</m:t>
+        </m:r>
+      </m:oMath>
+      <w:ins w:id="266" w:author="PR Preview" w:date="2026-01-01T00:00:00Z">
+        <w:r>
+          <w:t xml:space="preserve"> </w:t>
+        </w:r>
+      </w:ins>
+      <w:ins w:id="267" w:author="PR Preview" w:date="2026-01-01T00:00:00Z">
+        <w:r>
+          <w:t xml:space="preserve">for every</w:t>
+        </w:r>
+      </w:ins>
+      <w:ins w:id="268" w:author="PR Preview" w:date="2026-01-01T00:00:00Z">
+        <w:r>
+          <w:t xml:space="preserve"> </w:t>
+        </w:r>
+      </w:ins>
+      <m:oMath>
+        <m:r>
+          <m:t>x</m:t>
+        </m:r>
+      </m:oMath>
+      <w:ins w:id="269" w:author="PR Preview" w:date="2026-01-01T00:00:00Z">
+        <w:r>
+          <w:t xml:space="preserve"> </w:t>
+        </w:r>
+      </w:ins>
+      <w:ins w:id="270" w:author="PR Preview" w:date="2026-01-01T00:00:00Z">
+        <w:r>
+          <w:t xml:space="preserve">near 2 other than 2 itself.</w:t>
+        </w:r>
+      </w:ins>
+    </w:p>
+    <w:p>
+      <w:pPr>
+        <w:pStyle w:val="BlockText"/>
+      </w:pPr>
+      <w:r>
+        <w:t xml:space="preserve">❌</w:t>
+      </w:r>
+    </w:p>
+    <w:p>
+      <w:pPr>
+        <w:pStyle w:val="BlockText"/>
+      </w:pPr>
+      <m:oMathPara>
+        <m:oMathParaPr>
+          <m:jc m:val="center"/>
+        </m:oMathParaPr>
+        <m:oMath>
+          <m:eqArr>
+            <m:e>
+              <m:r>
+                <m:t>f</m:t>
+              </m:r>
+              <m:r>
+                <m:rPr>
+                  <m:sty m:val="p"/>
+                </m:rPr>
+                <m:t>(</m:t>
+              </m:r>
+              <m:r>
+                <m:t>x</m:t>
+              </m:r>
+              <m:r>
+                <m:rPr>
+                  <m:sty m:val="p"/>
+                </m:rPr>
+                <m:t>)</m:t>
+              </m:r>
+              <m:r>
+                <m:rPr>
+                  <m:sty m:val="p"/>
+                </m:rPr>
+                <m:t>−</m:t>
+              </m:r>
+              <m:r>
+                <m:t>f</m:t>
+              </m:r>
+              <m:r>
+                <m:rPr>
+                  <m:sty m:val="p"/>
+                </m:rPr>
+                <m:t>(</m:t>
+              </m:r>
+              <m:r>
+                <m:t>2</m:t>
+              </m:r>
+              <m:r>
+                <m:rPr>
+                  <m:sty m:val="p"/>
+                </m:rPr>
+                <m:t>)</m:t>
+              </m:r>
+              <m:r>
+                <m:t>&amp;</m:t>
+              </m:r>
+              <m:r>
+                <m:rPr>
+                  <m:sty m:val="p"/>
+                </m:rPr>
+                <m:t>=</m:t>
+              </m:r>
+              <m:r>
+                <m:rPr>
+                  <m:sty m:val="p"/>
+                </m:rPr>
+                <m:t>(</m:t>
+              </m:r>
+              <m:r>
+                <m:t>x</m:t>
+              </m:r>
+              <m:r>
+                <m:rPr>
+                  <m:sty m:val="p"/>
+                </m:rPr>
+                <m:t>−</m:t>
+              </m:r>
+              <m:r>
+                <m:t>2</m:t>
+              </m:r>
+              <m:sSup>
+                <m:e>
+                  <m:r>
+                    <m:rPr>
+                      <m:sty m:val="p"/>
+                    </m:rPr>
+                    <m:t>)</m:t>
+                  </m:r>
+                </m:e>
+                <m:sup>
+                  <m:r>
+                    <m:t>2</m:t>
+                  </m:r>
+                </m:sup>
+              </m:sSup>
+              <m:r>
+                <m:rPr>
+                  <m:sty m:val="p"/>
+                </m:rPr>
+                <m:t>−</m:t>
+              </m:r>
+              <m:r>
+                <m:t>0</m:t>
+              </m:r>
+            </m:e>
+            <m:e>
+              <m:r>
+                <m:t>&amp;</m:t>
+              </m:r>
+              <m:r>
+                <m:rPr>
+                  <m:sty m:val="p"/>
+                </m:rPr>
+                <m:t>&gt;</m:t>
+              </m:r>
+              <m:r>
+                <m:t>0</m:t>
+              </m:r>
+              <m:r>
+                <m:t>&amp;</m:t>
+              </m:r>
+              <m:r>
+                <m:t>&amp;</m:t>
+              </m:r>
+              <m:r>
+                <m:rPr>
+                  <m:nor/>
+                  <m:sty m:val="p"/>
+                </m:rPr>
+                <m:t>(for every </m:t>
+              </m:r>
+              <m:r>
+                <m:t>x</m:t>
+              </m:r>
+              <m:r>
+                <m:rPr>
+                  <m:sty m:val="p"/>
+                </m:rPr>
+                <m:t>≠</m:t>
+              </m:r>
+              <m:r>
+                <m:t>2</m:t>
+              </m:r>
+              <m:r>
+                <m:rPr>
+                  <m:nor/>
+                  <m:sty m:val="p"/>
+                </m:rPr>
+                <m:t>)</m:t>
+              </m:r>
+            </m:e>
+          </m:eqArr>
+        </m:oMath>
+      </m:oMathPara>
+    </w:p>
+    <w:p>
+      <w:pPr>
+        <w:pStyle w:val="BlockText"/>
+      </w:pPr>
+      <w:r>
+        <w:t xml:space="preserve">✅ Let</w:t>
+      </w:r>
+      <w:r>
+        <w:t xml:space="preserve"> </w:t>
+      </w:r>
+      <m:oMath>
+        <m:r>
+          <m:t>x</m:t>
+        </m:r>
+        <m:r>
+          <m:rPr>
+            <m:sty m:val="p"/>
+          </m:rPr>
+          <m:t>≠</m:t>
+        </m:r>
+        <m:r>
+          <m:t>2</m:t>
+        </m:r>
+      </m:oMath>
+      <w:r>
+        <w:t xml:space="preserve">. Then</w:t>
+      </w:r>
+    </w:p>
+    <w:p>
+      <w:pPr>
+        <w:pStyle w:val="BlockText"/>
+      </w:pPr>
+      <m:oMathPara>
+        <m:oMathParaPr>
+          <m:jc m:val="center"/>
+        </m:oMathParaPr>
+        <m:oMath>
+          <m:eqArr>
+            <m:e>
+              <m:r>
+                <m:t>f</m:t>
+              </m:r>
+              <m:r>
+                <m:rPr>
+                  <m:sty m:val="p"/>
+                </m:rPr>
+                <m:t>(</m:t>
+              </m:r>
+              <m:r>
+                <m:t>x</m:t>
+              </m:r>
+              <m:r>
+                <m:rPr>
+                  <m:sty m:val="p"/>
+                </m:rPr>
+                <m:t>)</m:t>
+              </m:r>
+              <m:r>
+                <m:rPr>
+                  <m:sty m:val="p"/>
+                </m:rPr>
+                <m:t>−</m:t>
+              </m:r>
+              <m:r>
+                <m:t>f</m:t>
+              </m:r>
+              <m:r>
+                <m:rPr>
+                  <m:sty m:val="p"/>
+                </m:rPr>
+                <m:t>(</m:t>
+              </m:r>
+              <m:r>
+                <m:t>2</m:t>
+              </m:r>
+              <m:r>
+                <m:rPr>
+                  <m:sty m:val="p"/>
+                </m:rPr>
+                <m:t>)</m:t>
+              </m:r>
+              <m:r>
+                <m:t>&amp;</m:t>
+              </m:r>
+              <m:r>
+                <m:rPr>
+                  <m:sty m:val="p"/>
+                </m:rPr>
+                <m:t>=</m:t>
+              </m:r>
+              <m:r>
+                <m:rPr>
+                  <m:sty m:val="p"/>
+                </m:rPr>
+                <m:t>(</m:t>
+              </m:r>
+              <m:r>
+                <m:t>x</m:t>
+              </m:r>
+              <m:r>
+                <m:rPr>
+                  <m:sty m:val="p"/>
+                </m:rPr>
+                <m:t>−</m:t>
+              </m:r>
+              <m:r>
+                <m:t>2</m:t>
+              </m:r>
+              <m:sSup>
+                <m:e>
+                  <m:r>
+                    <m:rPr>
+                      <m:sty m:val="p"/>
+                    </m:rPr>
+                    <m:t>)</m:t>
+                  </m:r>
+                </m:e>
+                <m:sup>
+                  <m:r>
+                    <m:t>2</m:t>
+                  </m:r>
+                </m:sup>
+              </m:sSup>
+              <m:r>
+                <m:rPr>
+                  <m:sty m:val="p"/>
+                </m:rPr>
+                <m:t>−</m:t>
+              </m:r>
+              <m:r>
+                <m:t>0</m:t>
+              </m:r>
+              <m:r>
+                <m:t>&amp;</m:t>
+              </m:r>
+              <m:r>
+                <m:t>&amp;</m:t>
+              </m:r>
+              <m:r>
+                <m:rPr>
+                  <m:nor/>
+                  <m:sty m:val="p"/>
+                </m:rPr>
+                <m:t>(definition of </m:t>
+              </m:r>
+              <m:r>
+                <m:t>f</m:t>
+              </m:r>
+              <m:r>
+                <m:rPr>
+                  <m:nor/>
+                  <m:sty m:val="p"/>
+                </m:rPr>
+                <m:t>)</m:t>
+              </m:r>
+            </m:e>
+            <m:e>
+              <m:r>
+                <m:t>&amp;</m:t>
+              </m:r>
+              <m:r>
+                <m:rPr>
+                  <m:sty m:val="p"/>
+                </m:rPr>
+                <m:t>&gt;</m:t>
+              </m:r>
+              <m:r>
+                <m:t>0</m:t>
+              </m:r>
+              <m:r>
+                <m:t>&amp;</m:t>
+              </m:r>
+              <m:r>
+                <m:t>&amp;</m:t>
+              </m:r>
+              <m:r>
+                <m:rPr>
+                  <m:nor/>
+                  <m:sty m:val="p"/>
+                </m:rPr>
+                <m:t>(</m:t>
+              </m:r>
+              <m:r>
+                <m:t>x</m:t>
+              </m:r>
+              <m:r>
+                <m:rPr>
+                  <m:sty m:val="p"/>
+                </m:rPr>
+                <m:t>−</m:t>
+              </m:r>
+              <m:r>
+                <m:t>2</m:t>
+              </m:r>
+              <m:r>
+                <m:rPr>
+                  <m:sty m:val="p"/>
+                </m:rPr>
+                <m:t>≠</m:t>
+              </m:r>
+              <m:r>
+                <m:t>0</m:t>
+              </m:r>
+              <m:r>
+                <m:rPr>
+                  <m:nor/>
+                  <m:sty m:val="p"/>
+                </m:rPr>
+                <m:t>, so its square is positive)</m:t>
+              </m:r>
+            </m:e>
+          </m:eqArr>
+        </m:oMath>
+      </m:oMathPara>
+    </w:p>
+    <w:p>
+      <w:pPr>
+        <w:pStyle w:val="FirstParagraph"/>
+      </w:pPr>
+      <w:r>
+        <w:t xml:space="preserve">In the ❌ version, the second line is false for</w:t>
+      </w:r>
+      <w:r>
+        <w:t xml:space="preserve"> </w:t>
+      </w:r>
+      <m:oMath>
+        <m:r>
+          <m:t>x</m:t>
+        </m:r>
+        <m:r>
+          <m:rPr>
+            <m:sty m:val="p"/>
+          </m:rPr>
+          <m:t>=</m:t>
+        </m:r>
+        <m:r>
+          <m:t>2</m:t>
+        </m:r>
+      </m:oMath>
+      <w:r>
+        <w:t xml:space="preserve">,</w:t>
+      </w:r>
+      <w:r>
+        <w:t xml:space="preserve"> </w:t>
+      </w:r>
+      <w:r>
+        <w:t xml:space="preserve">and the reader learns this only from the note at its end.</w:t>
+      </w:r>
+      <w:r>
+        <w:t xml:space="preserve"> </w:t>
+      </w:r>
+      <w:r>
+        <w:t xml:space="preserve">In the ✅ version,</w:t>
+      </w:r>
+      <w:r>
+        <w:t xml:space="preserve"> </w:t>
+      </w:r>
+      <w:r>
+        <w:t xml:space="preserve">“let</w:t>
+      </w:r>
+      <w:r>
+        <w:t xml:space="preserve"> </w:t>
+      </w:r>
+      <m:oMath>
+        <m:r>
+          <m:t>x</m:t>
+        </m:r>
+        <m:r>
+          <m:rPr>
+            <m:sty m:val="p"/>
+          </m:rPr>
+          <m:t>≠</m:t>
+        </m:r>
+        <m:r>
+          <m:t>2</m:t>
+        </m:r>
+      </m:oMath>
+      <w:r>
+        <w:t xml:space="preserve">”</w:t>
+      </w:r>
+      <w:r>
+        <w:t xml:space="preserve"> </w:t>
+      </w:r>
+      <w:r>
+        <w:t xml:space="preserve">comes first,</w:t>
+      </w:r>
+      <w:r>
+        <w:t xml:space="preserve"> </w:t>
+      </w:r>
+      <w:r>
+        <w:t xml:space="preserve">so the reader reads each line already knowing which values of</w:t>
+      </w:r>
+      <w:r>
+        <w:t xml:space="preserve"> </w:t>
+      </w:r>
+      <m:oMath>
+        <m:r>
+          <m:t>x</m:t>
+        </m:r>
+      </m:oMath>
+      <w:r>
+        <w:t xml:space="preserve"> </w:t>
+      </w:r>
+      <w:r>
+        <w:t xml:space="preserve">it covers,</w:t>
+      </w:r>
+      <w:r>
+        <w:t xml:space="preserve"> </w:t>
+      </w:r>
+      <w:r>
+        <w:t xml:space="preserve">and the justification says exactly where the condition is used.</w:t>
+      </w:r>
+    </w:p>
+    <w:bookmarkEnd w:id="53"/>
+    <w:bookmarkEnd w:id="54"/>
     <w:sectPr>
       <w:footnotePr>
         <w:numRestart w:val="eachSect"/>
@@ -13631,6 +15161,9 @@
     <w:abstractNumId w:val="991"/>
   </w:num>
   <w:num w:numId="1011">
+    <w:abstractNumId w:val="991"/>
+  </w:num>
+  <w:num w:numId="1012">
     <w:abstractNumId w:val="991"/>
   </w:num>
 </w:numbering>

--- a/pr-preview/pr-201/chapters/notation-tracked-changes.docx
+++ b/pr-preview/pr-201/chapters/notation-tracked-changes.docx
@@ -16,7 +16,7 @@
       </w:pPr>
       <w:del w:id="1" w:author="PR Preview" w:date="2026-01-01T00:00:00Z">
         <w:r>
-          <w:delText xml:space="preserve">Last modified: 2026-10-16 04:14:45 (PDT)</w:delText>
+          <w:delText xml:space="preserve">Last modified: 2026-10-16 04:25:52 (PDT)</w:delText>
         </w:r>
       </w:del>
     </w:p>
@@ -26,7 +26,7 @@
       </w:pPr>
       <w:ins w:id="2" w:author="PR Preview" w:date="2026-01-01T00:00:00Z">
         <w:r>
-          <w:t xml:space="preserve">Last modified: 2026-10-16 04:17:08 (PDT)</w:t>
+          <w:t xml:space="preserve">Last modified: 2026-10-16 04:37:37 (PDT)</w:t>
         </w:r>
       </w:ins>
     </w:p>
